--- a/tillsyn/A 42798-2026 tillsynsbegäran.docx
+++ b/tillsyn/A 42798-2026 tillsynsbegäran.docx
@@ -256,7 +256,7 @@
     <w:r>
       <w:tab/>
       <w:tab/>
-      <w:t>2026-10-15</w:t>
+      <w:t>2026-10-16</w:t>
       <w:br/>
       <w:br/>
     </w:r>

--- a/tillsyn/A 42798-2026 tillsynsbegäran.docx
+++ b/tillsyn/A 42798-2026 tillsynsbegäran.docx
@@ -256,7 +256,7 @@
     <w:r>
       <w:tab/>
       <w:tab/>
-      <w:t>2026-10-16</w:t>
+      <w:t>2026-10-17</w:t>
       <w:br/>
       <w:br/>
     </w:r>

--- a/tillsyn/A 42798-2026 tillsynsbegäran.docx
+++ b/tillsyn/A 42798-2026 tillsynsbegäran.docx
@@ -256,7 +256,7 @@
     <w:r>
       <w:tab/>
       <w:tab/>
-      <w:t>2026-10-17</w:t>
+      <w:t>2026-10-18</w:t>
       <w:br/>
       <w:br/>
     </w:r>

--- a/tillsyn/A 42798-2026 tillsynsbegäran.docx
+++ b/tillsyn/A 42798-2026 tillsynsbegäran.docx
@@ -22,7 +22,7 @@
       <w:r>
         <w:drawing>
           <wp:inline xmlns:a="http://schemas.openxmlformats.org/drawingml/2006/main" xmlns:pic="http://schemas.openxmlformats.org/drawingml/2006/picture">
-            <wp:extent cx="4052041" cy="5724000"/>
+            <wp:extent cx="4516256" cy="5724000"/>
             <wp:docPr id="1" name="Picture 1"/>
             <wp:cNvGraphicFramePr>
               <a:graphicFrameLocks noChangeAspect="1"/>
@@ -43,7 +43,7 @@
                   <pic:spPr>
                     <a:xfrm>
                       <a:off x="0" y="0"/>
-                      <a:ext cx="4052041" cy="5724000"/>
+                      <a:ext cx="4516256" cy="5724000"/>
                     </a:xfrm>
                     <a:prstGeom prst="rect"/>
                   </pic:spPr>
@@ -60,12 +60,12 @@
         <w:spacing w:after="240"/>
       </w:pPr>
       <w:r>
-        <w:t>Figur 1. Fyndplatser för naturvårdsarter i avverkningsanmälan. Markörer utan svart kant är placerade på fyndplatsen. Markörer med svart kant är placerade vid sidan av fyndplatsen och har ett svart streck som visar fyndplatsens exakta position. Kartans mittpunktskoordinat är N 6370666, E 727169 i SWEREF 99 TM.</w:t>
+        <w:t>Figur 1. Fyndplatser för naturvårdsarter i och inom 5 meter från avverkningsanmälan. Markörer utan svart kant är placerade på fyndplatsen. Markörer med svart kant är placerade vid sidan av fyndplatsen och har ett svart streck som visar fyndplatsens exakta position. Kartans mittpunktskoordinat är N 6370666, E 727169 i SWEREF 99 TM.</w:t>
       </w:r>
     </w:p>
     <w:p>
       <w:r>
-        <w:t>I avverkningsanmälan finns fynd av 2 naturvårdsarter, varav 1 är rödlistad, 1 är typisk (T) och 1 är signalart (S): kattfotslav (NT, T) och västlig hakmossa (S). Se Figur 1.</w:t>
+        <w:t>I och inom 5 meter från avverkningsanmälan finns fynd av 22 naturvårdsarter, varav 13 är rödlistade, 5 är typiska (T) och 8 är signalarter (S): Clitopaxillus alexandri (VU), gul lammticka (VU), gulsträngad fagerspindling (VU), Phellodon melilotinus (VU), slemringad vaxskivling (VU), violettfläckig spindling (VU), blå slemspindling (NT, T), denisespindling (NT), flattoppad klubbsvamp (NT), kattfotslav (NT, T), odörspindling (NT), solvända (NT), sårläka (NT, T), anisspindling (S), brun klibbskivling (S), fransig jordstjärna (S), grönpyrola (S, T), kragjordstjärna (S), olivspindling (S), rödgul trumpetsvamp (S), västlig hakmossa (S) och kransmossa (T). Se Figur 1.</w:t>
       </w:r>
     </w:p>
     <w:p>
@@ -79,6 +79,11 @@
     <w:p>
       <w:r>
         <w:t>Vi begär härmed att Skogsstyrelsen fattar beslut enligt miljöbalken som säkerställer att skogens höga naturvärden bevaras samt att EU-lagstiftning efterlevs och att artskyddsbrott förhindras.</w:t>
+      </w:r>
+    </w:p>
+    <w:p>
+      <w:r>
+        <w:t>Vi begär vidare att Skogsstyrelsen säkerställer att inga skador eller försämringar av naturtypens bevarandestatus i området tillåts ske. Se Rådets direktiv 92/43/EEG samt ickeförsämringskravet i EU:s naturrestaureringsförordning (EU 2024/1991).</w:t>
       </w:r>
     </w:p>
     <w:p>
@@ -97,6 +102,128 @@
     <w:p>
       <w:r>
         <w:t>Nedan följer beskrivningar av de naturvårdsarter och fridlysta arter som har sina livsmiljöer och växtplatser i den avverkningsanmälda skogen. De påträffade naturvårdsarterna är ett tydligt kvitto på att det rör sig om en skog med höga naturvärden.</w:t>
+      </w:r>
+    </w:p>
+    <w:p>
+      <w:r>
+        <w:rPr>
+          <w:b/>
+          <w:i/>
+        </w:rPr>
+        <w:t>Clitopaxillus alexandri</w:t>
+      </w:r>
+      <w:r>
+        <w:rPr>
+          <w:b/>
+        </w:rPr>
+        <w:t xml:space="preserve"> (VU)</w:t>
+      </w:r>
+      <w:r>
+        <w:t xml:space="preserve"> är en pluggtrattskivling som lever som nedbrytare i förna under gran och tall i äldre kalkbarrskog. Hittills endast bekräftad från ett fåtal lokaler på Gotland och en lokal i Västergötland. Det saknas indikation på att arten långsiktigt kan etablera och reproducera sig i skogar som kontinuerligt trakthyggesbrukas. Den typ av tjocka förnalager av lämplig kvalitet som utgör artens habitat hinner inte nyskapas under de omloppstider som råder mellan slutavverkningsfaserna. En fortlöpande minskning bedöms pågå p.g.a. slutavverkning av äldre kalkbarrskog (SLU Artdatabanken, 2026).</w:t>
+      </w:r>
+    </w:p>
+    <w:p>
+      <w:r>
+        <w:rPr>
+          <w:b/>
+        </w:rPr>
+        <w:t>Gul lammticka (VU)</w:t>
+      </w:r>
+      <w:r>
+        <w:t xml:space="preserve"> bildar mykorrhiza med gran och förekommer i örtrik barrskog på kalkrik mark. Arten är placerad högst upp i Skogsstyrelsens värdepyramid för bedömning av skog med höga naturvärden och indikerar alltid skyddsvärda kalkgranskogar med höga naturvärden. Svampen tål inte slutavverkning och lokaler med gul lammticka bör skyddas som biotopskyddsområden eller naturreservat och lämnas för fri utveckling (SLU Artdatabanken, 2024; Nitare &amp; Skogsstyrelsen, 2019).</w:t>
+      </w:r>
+    </w:p>
+    <w:p>
+      <w:r>
+        <w:rPr>
+          <w:b/>
+        </w:rPr>
+        <w:t>Gulsträngad fagerspindling (VU)</w:t>
+      </w:r>
+      <w:r>
+        <w:t>, som bildar mykorrhiza med tall och gran i luckig kalkbarrskog, har sin huvudsakliga utbredning på Gotland samt enstaka fynd på norra Öland. Arten är placerad högst upp i Skogsstyrelsens värdepyramid för bedömning av skog med höga naturvärden och hotas av slutavverkningar av äldre kontinuitetsbarrskog. Lokaler med arten måste skyddas från avverkning och kalkbrytning. Gulsträngad fagerspindling är globalt rödlistad som sårbar (VU) vilket innebär att Sverige har ett internationellt ansvar för arten (SLU Artdatabanken, 2024; Nitare &amp; Skogsstyrelsen, 2019; IUCN, 2019).</w:t>
+      </w:r>
+    </w:p>
+    <w:p>
+      <w:r>
+        <w:rPr>
+          <w:b/>
+          <w:i/>
+        </w:rPr>
+        <w:t>Phellodon melilotinus</w:t>
+      </w:r>
+      <w:r>
+        <w:rPr>
+          <w:b/>
+        </w:rPr>
+        <w:t xml:space="preserve"> (VU) </w:t>
+      </w:r>
+      <w:r>
+        <w:t>är en lädertaggsvamp som bildar mykorrhiza med gran, möjligen även med tall, i äldre barrskog på kalkrik mark. Den totala populationen i landet bedöms ha minskat och förväntas fortsätta minska på grund av slutavverkning av äldre kalkbarrskog och kontinuitetsskog. Arten har begränsad förmåga att återetablera sig efter slutavverkning eller andra storskaliga skogsbruksåtgärder. Det finns inga indikationer på att arten långsiktigt kan etablera eller reproducera sig i skogsbestånd som brukas med trakthyggesmetoder, markberedning, gödsling eller föryngring med förädlat plantmaterial. Uppfyller kriterierna för att bli rödlistad på grund av ny kunskap som visar att en större andel av populationen än tidigare bedömt är knuten till kontinuitetsbarrskog (SLU Artdatabanken, 2026).</w:t>
+      </w:r>
+    </w:p>
+    <w:p>
+      <w:r>
+        <w:rPr>
+          <w:b/>
+        </w:rPr>
+        <w:t>Slemringad vaxskivling (VU)</w:t>
+      </w:r>
+      <w:r>
+        <w:t xml:space="preserve"> bildar mykorrhiza med tall, ev. även med gran, på kalkrik mark i barrskog, helst kalktallskog. Storskaligt skogsbruk, särskilt slutavverkning och markberedning skadar arten. Det är önskvärt att individrika lokaler kan bevaras i befintligt skick och att slutavverkning och markberedning undviks på övriga växtplatser (SLU Artdatabanken, 2024; Nitare &amp; Skogsstyrelsen, 2019).</w:t>
+      </w:r>
+    </w:p>
+    <w:p>
+      <w:r>
+        <w:rPr>
+          <w:b/>
+        </w:rPr>
+        <w:t>Violettfläckig spindling (VU)</w:t>
+      </w:r>
+      <w:r>
+        <w:t xml:space="preserve"> bildar mykorrhiza med gran och tall i äldre kalkbarrskogar på torr, örtrik mark. Minskningstakten uppgår till 30 % inom 50 år och överstiger gränsvärdet för Sårbar (VU). Artens ekologiska krav med fynd enbart i äldre, örtrika kalkbarrskogar med kontinuitet, miljöer som idag ofta är starkt hotade av slutavverkningar, gör den mycket sårbar. Alla kända lokaler har ett högt skyddsvärde och kalkbarrskogar med höga naturvärden bör få områdesskydd med individuellt anpassade skötselråd (SLU Artdatabanken, 2024).</w:t>
+      </w:r>
+    </w:p>
+    <w:p>
+      <w:r>
+        <w:rPr>
+          <w:b/>
+        </w:rPr>
+        <w:t>Blå slemspindling (NT)</w:t>
+      </w:r>
+      <w:r>
+        <w:t xml:space="preserve"> är en mykorrhizasvamp som förekommer i kalkgranskogar med välutvecklade mossmattor och ett örtrikt fältskikt. Den växer även på rik mark i ädellövskog under bok, ek. lind och hassel. Växtplatserna har ofta hög luftfuktighet och ligger gärna i anslutning till en bäck eller ett fuktdråg där marken inte blir helt uttorkad under sommaren. Arten signalerar höga naturvärden och växer ofta tillsammans med många andra ovanliga och rödlistade arter. Den totala populationen i landet bedöms ha minskat och väntas fortsätta minska, främst till följd av avverkning av kalkbarrskogar. Blå slemspindling är typisk art för </w:t>
+      </w:r>
+      <w:r>
+        <w:rPr>
+          <w:i/>
+        </w:rPr>
+        <w:t xml:space="preserve">9050 Näringsrik granskog </w:t>
+      </w:r>
+      <w:r>
+        <w:t>(SLU Artdatabanken, 2026; Nitare &amp; Skogsstyrelsen, 2019).</w:t>
+      </w:r>
+    </w:p>
+    <w:p>
+      <w:r>
+        <w:rPr>
+          <w:b/>
+        </w:rPr>
+        <w:t>Denisespindling (NT)</w:t>
+      </w:r>
+      <w:r>
+        <w:t xml:space="preserve"> bildar mykorrhiza med tall och gran i kalktallskog och ängsgranskog på kalkrik mark. Artens koppling till produktiva äldre granskogar med hög bonitet gör den särskilt utsatt för slutavverkning. Kalkbarrskogar med höga naturvärden bör undantas från rationellt skogsbruk och få områdesskydd med anpassade skötselråd (SLU Artdatabanken, 2024).</w:t>
+      </w:r>
+    </w:p>
+    <w:p>
+      <w:r>
+        <w:rPr>
+          <w:b/>
+        </w:rPr>
+        <w:t xml:space="preserve">Flattoppad klubbsvamp (NT) </w:t>
+      </w:r>
+      <w:r>
+        <w:t>bildar mykorrhiza med gran och växer i äldre barrskog på näringsrik, kalkpåverkad mark. Växtmiljön utgörs vanligen av örtrika granskogar med höga naturvärden, gärna påverkade av ytligt och rörligt markvatten. Svampen kräver välutvecklade gamla mossmattor med konstant fuktigt mikroklimat och hotas främst av slutavverkning av äldre ängsgranskogar på näringsrik mark. Artens lokaler bör undantas från skogsbruk (SLU Artdatabanken, 2024).</w:t>
       </w:r>
     </w:p>
     <w:p>
@@ -126,6 +253,446 @@
       </w:r>
       <w:r>
         <w:t xml:space="preserve"> (Nitare &amp; Skogsstyrelsen, 2019; SLU Artdatabanken, 2026).</w:t>
+      </w:r>
+    </w:p>
+    <w:p>
+      <w:r>
+        <w:rPr>
+          <w:b/>
+        </w:rPr>
+        <w:t>Odörspindling (NT)</w:t>
+      </w:r>
+      <w:r>
+        <w:t xml:space="preserve"> bildar mykorrhiza med gran och tall i örtrik kalkbarrskog. Den uppträder huvudsakligen i äldre barrskogar så kallade ”bondeskogar” med en lång trädkontinuitet. Minskningstakten uppgår till 15 % inom 50 år och bedöms vara nära gränsvärdet för Sårbar (VU). (A2c+3c+4c). Virkesrika, äldre barrskogar med hög bonitet, på bättre jordar är en bristvara i befintliga, skyddade områden i Sverige och fler örtrika barrskogar med trädkontinuitet måste skyddas i större utsträckning än vad som tidigare gjorts. Områden med odörspindling bör inte gallras eller plockhuggas om inte huggningen efterföljs av skogsbete (SLU Artdatabanken, 2024).</w:t>
+      </w:r>
+    </w:p>
+    <w:p>
+      <w:r>
+        <w:rPr>
+          <w:b/>
+        </w:rPr>
+        <w:t>Sårläka (NT)</w:t>
+      </w:r>
+      <w:r>
+        <w:t xml:space="preserve"> växer på mullrik mark i skuggiga eller halvskuggiga lövskogar och lundar men också i örtrika kalkbarrskogar. Arten ingår i en exklusiv lundflora som bara uppträder i de allra rikaste kalkbarrskogarna söder om den biologiska norrlandsgränsen. I ädellövskogar och lundar är den också knuten till områden med en mycket rik mångfald av naturvårdsarter. Enligt Riksskogstaxeringens data förefaller den ha minskat kraftigt (&gt;50%) vilket troligen kan förklaras av det storskaliga skogsbruket med kalhyggen. Sårläka är typisk art för </w:t>
+      </w:r>
+      <w:r>
+        <w:rPr>
+          <w:i/>
+        </w:rPr>
+        <w:t xml:space="preserve">9050 Näringsrik granskog, 9020 Nordlig ädellövskog, 9130 Näringsrik bokskog </w:t>
+      </w:r>
+      <w:r>
+        <w:t xml:space="preserve">och </w:t>
+      </w:r>
+      <w:r>
+        <w:rPr>
+          <w:i/>
+        </w:rPr>
+        <w:t>9160 Näringsrik ekskog</w:t>
+      </w:r>
+      <w:r>
+        <w:t xml:space="preserve"> samt värdväxt för den rödlistade fjärilen sårläkeplattmal (NT) (SLU Artdatabanken, 2026; Nitare &amp; Skogsstyrelsen, 2019).</w:t>
+      </w:r>
+    </w:p>
+    <w:p>
+      <w:r>
+        <w:rPr>
+          <w:b/>
+        </w:rPr>
+        <w:t xml:space="preserve">Grönpyrola </w:t>
+      </w:r>
+      <w:r>
+        <w:t xml:space="preserve">växer främst på sandig, torr eller frisk mark i äldre barrskog, ofta på isälvsmaterial såsom sand och grus. Den påträffas främst i äldre naturligt uppkomna barrskogar, exempelvis på tallmoar, i åssluttningar, dyner och rasbranter. Arten är känslig för skogsbruksmetoder såsom slutavverkning och markberedning. Grönpyrola är typisk art för </w:t>
+      </w:r>
+      <w:r>
+        <w:rPr>
+          <w:i/>
+        </w:rPr>
+        <w:t>9010 Taiga, 9060 Åsbarrskog</w:t>
+      </w:r>
+      <w:r>
+        <w:t xml:space="preserve"> och</w:t>
+      </w:r>
+      <w:r>
+        <w:rPr>
+          <w:i/>
+        </w:rPr>
+        <w:t xml:space="preserve"> 1610 Åsöar i Östersjön </w:t>
+      </w:r>
+      <w:r>
+        <w:t>(Nitare &amp; Skogsstyrelsen, 2019; SLU Artdatabanken, 2025).</w:t>
+      </w:r>
+    </w:p>
+    <w:p>
+      <w:r>
+        <w:rPr>
+          <w:b/>
+        </w:rPr>
+        <w:t>Olivspindling</w:t>
+      </w:r>
+      <w:r>
+        <w:t xml:space="preserve"> växer uteslutande på näringsrik och kalkhaltig skogsmark där den huvudsakligen bildar mykorrhiza med gran och tall. Svampen är en typisk representant för kalkgranskogens särpräglade och rika svampflora. Kalavverkning är ett hot mot arten, eftersom den sannolikt kräver lång kontinuitet av äldre träd. Populationerna i landet bedöms därför minska beroende på slutavverkning av äldre barrskog på kalkhaltig mark (SLU Artdatabanken, 2024; Nitare &amp; Skogsstyrelsen, 2019).</w:t>
+      </w:r>
+    </w:p>
+    <w:p>
+      <w:r>
+        <w:rPr>
+          <w:b/>
+        </w:rPr>
+        <w:t xml:space="preserve">Rödgul trumpetsvamp </w:t>
+      </w:r>
+      <w:r>
+        <w:t>signalerar kalkrika barrsumpskogar eller avgränsade små mineralrika ytor i barrskogslandskapet, vilka normalt har höga naturvärden. I urbergsbygder är den en bra signalart på känsliga skogsbiotoper (Nitare &amp; Skogsstyrelsen, 2019).</w:t>
+      </w:r>
+    </w:p>
+    <w:p>
+      <w:r>
+        <w:rPr>
+          <w:b/>
+        </w:rPr>
+        <w:t>Kransmossa</w:t>
+      </w:r>
+      <w:r>
+        <w:t xml:space="preserve"> är typisk art för </w:t>
+      </w:r>
+      <w:r>
+        <w:rPr>
+          <w:i/>
+        </w:rPr>
+        <w:t xml:space="preserve">9050 Näringsrik granskog </w:t>
+      </w:r>
+      <w:r>
+        <w:t xml:space="preserve">och </w:t>
+      </w:r>
+      <w:r>
+        <w:rPr>
+          <w:i/>
+        </w:rPr>
+        <w:t xml:space="preserve">6170 Alpina kalkgräsmarker </w:t>
+      </w:r>
+      <w:r>
+        <w:t>(SLU Artdatabanken, 2025).</w:t>
+      </w:r>
+    </w:p>
+    <w:p>
+      <w:pPr>
+        <w:pStyle w:val="Heading1"/>
+      </w:pPr>
+      <w:r>
+        <w:t>Typiska arter och EU:s art- och habitatdirektiv</w:t>
+      </w:r>
+    </w:p>
+    <w:p>
+      <w:r>
+        <w:t>Typiska arter används för att lokalisera områden med gynnsam bevarandestatus för de naturtyper som är listade i EU:s art- och habitatdirektiv. Ett exempel är Västlig taiga (EU-kod 9010) som saknar gynnsam bevarandestatus och minskar starkt som naturtyp i Sverige. Naturvårdsverket skriver i sin vägledning för Västlig taiga att dylika miljöer förutsätter normalt att skogarna skyddas långsiktigt, eftersom skogsbruk inte är förenligt med bevarande av naturtypen i gynnsamt tillstånd (Naturvårdsverket, 2011).</w:t>
+      </w:r>
+    </w:p>
+    <w:p>
+      <w:r>
+        <w:t>Följande typiska arter har sina livsmiljöer och växtplatser i den avverkningsanmälda skogen: blå slemspindling (NT, T), kattfotslav (NT, T), sårläka (NT, T), grönpyrola (S, T) och kransmossa (T).</w:t>
+      </w:r>
+    </w:p>
+    <w:p>
+      <w:r>
+        <w:t>Enligt Sveriges Artikel 17 rapportering 2013 och 2019 till EU, har naturtypen Västlig taiga (9010) dålig bevarandestatus med negativ trend inom Sveriges boreala region. Skogsbruksåtgärder som avverkning, röjning och gallring pekas ut som några av de främst bidragande orsakerna till naturtypens dåliga status och negativa trend (SLU Artdatabanken, 2019). I EU:s uppföljning av tillståndet för naturtyperna i Skandinavien 2013 – 2018 framgår det att i den boreala regionen är tillståndet så dåligt för Västlig taiga (9010) att habitatet löper allvarlig risk att försvinna regionalt (EEA, 2022). Det allvarliga läget för den biologiska mångfalden i skogen framhålls även i Skogsstyren rapport 2026/07:</w:t>
+      </w:r>
+    </w:p>
+    <w:p>
+      <w:r>
+        <w:rPr>
+          <w:i/>
+        </w:rPr>
+        <w:t>"All avverkning av kända skogliga värdekärnor och sannolika kontinuitetsskogar behöver upphöra för att fylla bristen om 1,56 miljoner hektar bevarad livsmiljötyp. På grund av begränsade kvarvarande arealer av värdekärnor, naturskogar och kontinuitetsskogar leder fortsatt förlust av dessa till en påtaglig risk för långsiktigt negativa effekter för biologisk mångfald i skogslandskapet. Att de återstående arealerna bevaras och ges ett långsiktigt skydd bedöms därför vara av avgörande betydelse."</w:t>
+      </w:r>
+      <w:r>
+        <w:t xml:space="preserve"> (Skogsstyrelsen, 2026).</w:t>
+      </w:r>
+    </w:p>
+    <w:p>
+      <w:r>
+        <w:t>Trots detta har statusen för Västlig taiga ändrats till otillräcklig i stället för dålig i den senaste Artikel 17 rapporteringen 2025. Av Naturvårdsverkets rapport framgår det dock att de ändrade statusbedömningarna jämfört med rapporteringen 2019 inte beror på faktiska miljöförändringar. Ändringarna är av teknisk karaktär och främst en följd av resultaten från genomförda regeringsuppdrag och beslut inför rapporteringen 2025. Det är alltså politisk styrning i stället för faktiska förhållanden i naturen som ändrat på naturtypernas status i rapporteringen, vilket rimmar dåligt med såväl art- och habitatdirektivets syften och mål som med naturrestaureringsförordningen. I praktiken har dock Sveriges nya sätt att rapportera bevarandestatus till EU inte någon betydelse eftersom Naturvårdsverkets rapportering 2025 visar att Västlig taiga</w:t>
+      </w:r>
+      <w:r>
+        <w:rPr>
+          <w:b/>
+        </w:rPr>
+        <w:t xml:space="preserve"> </w:t>
+      </w:r>
+      <w:r>
+        <w:t>inte har gynnsam bevarandestatus.</w:t>
+      </w:r>
+    </w:p>
+    <w:p>
+      <w:r>
+        <w:t>Åtgärder som vidtas i enlighet med art- och habitatdirektivet ska enligt Artikel 2 syfta till att bibehålla eller återställa en gynnsam bevarandestatus hos livsmiljöer samt arter och vilda djur och växter av gemenskapsintresse. Enligt prejudikat från EU-domstolen ska en skogsbruksverksamhet utföras på ett sådant sätt som utgör ett förebyggande och hållbart skogsbruk för att betraktas som förenlig med bevarandekraven i direktivet (se EU-domstolens dom i de förenade målen C 473-19 och C 474-19).</w:t>
+      </w:r>
+    </w:p>
+    <w:p>
+      <w:r>
+        <w:t xml:space="preserve">Av artikel 1.e samma direktiv framgår att en livsmiljös bevarandestatus anses " gynnsam" när — dess naturliga utbredningsområde och de ytor den täcker inom detta område är stabila eller ökande, och — den särskilda struktur och de särskilda funktioner som är nödvändiga för att den skall kunna bibehållas på lång sikt finns, och sannolikt kommer att finnas under en överskådlig framtid, och — bevarandestatusen hos dess </w:t>
+      </w:r>
+      <w:r>
+        <w:rPr>
+          <w:b/>
+        </w:rPr>
+        <w:t>typiska arter</w:t>
+      </w:r>
+      <w:r>
+        <w:t xml:space="preserve"> är gynnsam enligt definitionen i artikel 1.i.</w:t>
+      </w:r>
+    </w:p>
+    <w:p>
+      <w:r>
+        <w:t>EU-direktiv är bindande för EU:s medlemsländer varvid det ankommer på Skogsstyrelsen som nationell tillsynsmyndighet att beakta syftet med EU:s art- och habitatdirektiv vid prövningen av en skogsbruksverksamhet, se Rådets direktiv 92/43/EEG. Se ytterligare information om EU:s livsmiljödirektiv i bilaga 2.</w:t>
+      </w:r>
+    </w:p>
+    <w:p>
+      <w:r>
+        <w:br w:type="page"/>
+      </w:r>
+    </w:p>
+    <w:p>
+      <w:pPr>
+        <w:pStyle w:val="Title"/>
+      </w:pPr>
+      <w:r>
+        <w:t>BILAGA 1 – EU:s art- och habitatdirektiv, fågeldirektiv och naturrestaureringsförordning</w:t>
+      </w:r>
+    </w:p>
+    <w:p>
+      <w:pPr>
+        <w:pStyle w:val="Heading2"/>
+      </w:pPr>
+      <w:r>
+        <w:t>Förenlighet med EU-direktiv</w:t>
+      </w:r>
+    </w:p>
+    <w:p>
+      <w:r>
+        <w:t>EU-direktiv är bindande för EU:s medlemsländer varvid det ankommer på Skogsstyrelsen som nationell tillsynsmyndighet att beakta syftet med EU:s art- och habitatdirektiv respektive fågeldirektiv vid prövningen av en skogsbruksverksamhet, se Rådets direktiv 92/43/EEG samt 2009/147/EG. Nationella regler som omfattas av ett EU-direktiv ska enligt fast rättspraxis tolkas i enlighet med direktivet, vilket medför en skyldighet för myndigheten att tolka bestämmelser i nationell rätt i ljuset av direktivets ordalydelse, sammanhang och de mål som eftersträvas med direktivet (se EU-domstolens dom i mål C 477/19).</w:t>
+      </w:r>
+    </w:p>
+    <w:p>
+      <w:r>
+        <w:t>EU:s medlemsstater åläggs i Artikel 3 i fågeldirektivet generella skyldigheter avseende skydd, bevarande och återställande av tillräckligt stora och varierande livsmiljöer för de fågelarter som omfattas av direktivet. Medlemsstaterna ska vidta de åtgärder som är nödvändiga för att bibehålla populationen av fågelarterna på en nivå som svarar särskilt mot ekologiska, vetenskapliga och kulturella behov, eller återupprätta populationen av dessa arter till en sådan nivå (se Europaparlamentets och rådets direktiv 2009/147/EG).</w:t>
+      </w:r>
+    </w:p>
+    <w:p>
+      <w:r>
+        <w:t>Åtgärder som vidtas i enlighet med art- och habitatdirektivet (92/43/EEG) ska enligt Artikel 2 syfta till att bibehålla eller återställa en gynnsam bevarandestatus hos livsmiljöer samt arter och vilda djur och växter av gemenskapsintresse. Enligt prejudikat från EU-domstolen ska en skogsbruksverksamhet utföras på ett sådant sätt som utgör ett förebyggande och hållbart skogsbruk för att betraktas som förenlig med bevarandekraven i direktivet (se EU-domstolens dom i de förenade målen C 473-19 och C 474-19).</w:t>
+      </w:r>
+    </w:p>
+    <w:p>
+      <w:r>
+        <w:t xml:space="preserve">Av artikel 1.e samma direktiv framgår att en livsmiljös bevarandestatus anses " gynnsam" när — dess naturliga utbredningsområde och de ytor den täcker inom detta område är stabila eller ökande, och — den särskilda struktur och de särskilda funktioner som är nödvändiga för att den skall kunna bibehållas på lång sikt finns, och sannolikt kommer att finnas under en överskådlig framtid, och — bevarandestatusen hos dess </w:t>
+      </w:r>
+      <w:r>
+        <w:rPr>
+          <w:b/>
+        </w:rPr>
+        <w:t>typiska arter</w:t>
+      </w:r>
+      <w:r>
+        <w:t xml:space="preserve"> är gynnsam enligt definitionen i artikel 1.i. Typiska arter används för att lokalisera områden med gynnsam bevarandestatus för de naturtyper som ingår i EU:s art- och habitatdirektiv.</w:t>
+      </w:r>
+    </w:p>
+    <w:p>
+      <w:r>
+        <w:t>Västlig taiga (EU-kod 9010) saknar gynnsam bevarandestatus och minskar starkt som naturtyp i Sverige. Naturvårdsverket skriver i sin vägledning för västlig taiga att dylika miljöer förutsätter normalt att skogarna skyddas långsiktigt, eftersom skogsbruk inte är förenligt med bevarande av naturtypen i gynnsamt tillstånd (Naturvårdsverket, 2011). Enligt Sveriges Artikel 17 rapportering 2013 och 2019 till EU, har naturtypen Västlig taiga (9010) dålig bevarandestatus med negativ trend inom Sveriges boreala region. Skogsbruksåtgärder som avverkning, röjning och gallring pekas ut som några av de främst bidragande orsakerna till naturtypens dåliga status och negativa trend (SLU Artdatabanken, 2019). I EU:s uppföljning av tillståndet för naturtyperna i Skandinavien 2013 – 2018 framgår det att i den boreala regionen är tillståndet så dåligt för Västlig taiga (9010) att habitatet löper allvarlig risk att försvinna regionalt (EEA, 2022). Det allvarliga läget för den biologiska mångfalden i skogen framhålls även i Skogsstyren rapport 2026/07:</w:t>
+      </w:r>
+    </w:p>
+    <w:p>
+      <w:r>
+        <w:rPr>
+          <w:i/>
+        </w:rPr>
+        <w:t>"All avverkning av kända skogliga värdekärnor och sannolika kontinuitetsskogar behöver upphöra för att fylla bristen om 1,56 miljoner hektar bevarad livsmiljötyp. På grund av begränsade kvarvarande arealer av värdekärnor, naturskogar och kontinuitetsskogar leder fortsatt förlust av dessa till en påtaglig risk för långsiktigt negativa effekter för biologisk mångfald i skogslandskapet. Att de återstående arealerna bevaras och ges ett långsiktigt skydd bedöms därför vara av avgörande betydelse."</w:t>
+      </w:r>
+      <w:r>
+        <w:t xml:space="preserve"> (Skogsstyrelsen, 2026).</w:t>
+      </w:r>
+    </w:p>
+    <w:p>
+      <w:pPr>
+        <w:pStyle w:val="Caption"/>
+      </w:pPr>
+      <w:r>
+        <w:drawing>
+          <wp:inline xmlns:a="http://schemas.openxmlformats.org/drawingml/2006/main" xmlns:pic="http://schemas.openxmlformats.org/drawingml/2006/picture">
+            <wp:extent cx="5486400" cy="2905862"/>
+            <wp:docPr id="2" name="Picture 2"/>
+            <wp:cNvGraphicFramePr>
+              <a:graphicFrameLocks noChangeAspect="1"/>
+            </wp:cNvGraphicFramePr>
+            <a:graphic>
+              <a:graphicData uri="http://schemas.openxmlformats.org/drawingml/2006/picture">
+                <pic:pic>
+                  <pic:nvPicPr>
+                    <pic:cNvPr id="0" name="uppföljning av västlig taiga.jpeg"/>
+                    <pic:cNvPicPr/>
+                  </pic:nvPicPr>
+                  <pic:blipFill>
+                    <a:blip r:embed="rId17"/>
+                    <a:stretch>
+                      <a:fillRect/>
+                    </a:stretch>
+                  </pic:blipFill>
+                  <pic:spPr>
+                    <a:xfrm>
+                      <a:off x="0" y="0"/>
+                      <a:ext cx="5486400" cy="2905862"/>
+                    </a:xfrm>
+                    <a:prstGeom prst="rect"/>
+                  </pic:spPr>
+                </pic:pic>
+              </a:graphicData>
+            </a:graphic>
+          </wp:inline>
+        </w:drawing>
+      </w:r>
+    </w:p>
+    <w:p>
+      <w:pPr>
+        <w:pStyle w:val="Caption"/>
+      </w:pPr>
+      <w:r>
+        <w:t>EU:s uppföljning av tillståndet för naturtypen Västlig taiga 9010 i Skandinavien 2013 - 2018. Av kartan framgår det att i den boreala regionen är tillståndet så dåligt (röd färg) att habitatet löper allvarlig risk att försvinna regionalt. Källa: European Environment Agency. https:// eunis.eea.europoa.eu/habitats/10176.</w:t>
+      </w:r>
+    </w:p>
+    <w:p>
+      <w:r>
+        <w:t>Trots det allvarliga läget har statusen för Västlig taiga ändrats till otillräcklig i stället för dålig i den senaste Artikel 17 rapporteringen 2025. Av Naturvårdsverkets rapport framgår det dock att de ändrade statusbedömningarna jämfört med rapporteringen 2019 inte beror på faktiska miljöförändringar. Ändringarna är av teknisk karaktär och främst en följd av resultaten från genomförda regeringsuppdrag och beslut inför rapporteringen 2025. Det är alltså politisk styrning i stället för faktiska förhållanden i naturen som ändrat på naturtypernas status i rapporteringen, vilket rimmar dåligt med såväl art- och habitatdirektivets syften och mål som med naturrestaureringsförordningen. I praktiken har dock Sveriges nya sätt att rapportera bevarandestatus till EU inte någon betydelse eftersom Naturvårdsverkets rapportering 2025 visar att Västlig taiga inte har gynnsam bevarandestatus.</w:t>
+      </w:r>
+    </w:p>
+    <w:p>
+      <w:pPr>
+        <w:pStyle w:val="Heading2"/>
+      </w:pPr>
+      <w:r>
+        <w:t>EU:s naturrestaureringsförordning</w:t>
+      </w:r>
+    </w:p>
+    <w:p>
+      <w:r>
+        <w:t>Enligt EU:s naturrestaureringsförordning (EU 2024/1991) ska minst 20 % av landområden och minst 20 % av havsarealen vara restaurerad senast 2030, samt alla ekosystem som är i behov av restaurering senast 2050. Det framgår också av förordningen att det är viktigt att livsmiljötyperna inte försämras innan eller efter att restaureringar genomförts, se exempelvis punkt 37 förordningen.</w:t>
+      </w:r>
+    </w:p>
+    <w:p>
+      <w:r>
+        <w:t>”</w:t>
+      </w:r>
+      <w:r>
+        <w:rPr>
+          <w:i/>
+        </w:rPr>
+        <w:t>Det är viktigt att medlemsstaterna vidtar åtgärder som syftar till att säkerställa att tillståndet för områden som täcks av livsmiljötyper som omfattas av denna förordning och som omfattas av restaureringsåtgärder uppvisar en kontinuerlig förbättring till dess att de uppnår ett gott tillstånd, och att medlemsstaterna vidtar åtgärder som syftar till att säkerställa att dessa livsmiljötyper, när de har uppnått ett gott tillstånd, inte försämras avsevärt, så att det långsiktiga bibehållandet eller uppnåendet av gott tillstånd inte äventyras. (..) Det är också viktigt att medlemsstaterna anstränger sig för att förhindra avsevärd försämring av områden som täcks av sådana livsmiljötyper som antingen redan är i gott skick eller som inte är i gott skick men ännu inte omfattas av restaureringsåtgärder.”</w:t>
+      </w:r>
+    </w:p>
+    <w:p>
+      <w:r>
+        <w:rPr>
+          <w:b/>
+          <w:i/>
+        </w:rPr>
+        <w:t>Artikel 4(12):</w:t>
+      </w:r>
+    </w:p>
+    <w:p>
+      <w:r>
+        <w:rPr>
+          <w:i/>
+        </w:rPr>
+        <w:t>Utan att det påverkar tillämpningen av direktiv 92/43/EEG ska medlemsstaterna, senast den dag då deras nationella restaureringsplaner offentliggörs i enlighet med artikel 17.6 i denna förordning, eftersträva att genomföra de åtgärder som krävs för att förhindra avsevärd försämring av områden där de livsmiljötyper som förtecknas i bilaga I till denna förordning förekommer och som är i gott tillstånd eller som krävs för att uppnå de restaureringsmål som anges i punkt 17 i den här artikeln.</w:t>
+      </w:r>
+    </w:p>
+    <w:p>
+      <w:r>
+        <w:rPr>
+          <w:b/>
+          <w:i/>
+        </w:rPr>
+        <w:t>Artikel 4 (17).   Medlemsstaterna ska säkerställa</w:t>
+      </w:r>
+    </w:p>
+    <w:p>
+      <w:r>
+        <w:rPr>
+          <w:i/>
+        </w:rPr>
+        <w:t>a) en ökning av arealen i gott tillstånd för de livsmiljötyper som förtecknas i bilaga I till dess att minst 90 % är i gott tillstånd och till dess att den gynnsamma referensarealen för varje livsmiljötyp i varje biogeografisk region inom den berörda medlemsstaten har uppnåtts.</w:t>
+      </w:r>
+    </w:p>
+    <w:p>
+      <w:r>
+        <w:t>Referenser</w:t>
+      </w:r>
+    </w:p>
+    <w:p>
+      <w:r>
+        <w:t xml:space="preserve">EEA European Environment Agency, 2022. </w:t>
+      </w:r>
+      <w:r>
+        <w:rPr>
+          <w:i/>
+        </w:rPr>
+        <w:t xml:space="preserve">Western taiga – Conservation status 2013-2018. </w:t>
+      </w:r>
+      <w:r>
+        <w:t>https:// eunis.eea.europoa.eu/habitats/10176.</w:t>
+      </w:r>
+    </w:p>
+    <w:p>
+      <w:r>
+        <w:t>EU-domstolens dom av den 2 juli 2020 i målet C 477/19 (Europeisk hamster) p. 23.</w:t>
+      </w:r>
+    </w:p>
+    <w:p>
+      <w:r>
+        <w:t>EU-domstolens dom av den 4 mars 2021 i de förenade målen C 473-19 och C 474-19 (Skydda skogen) p. 70 och 76.</w:t>
+      </w:r>
+    </w:p>
+    <w:p>
+      <w:r>
+        <w:t>Europaparlamentets och rådets direktiv 2009/147/EG av den 30 november 2009 om bevarande av vilda fåglar.</w:t>
+      </w:r>
+    </w:p>
+    <w:p>
+      <w:r>
+        <w:t>EUROPAPARLAMENTETS OCH RÅDETS FÖRORDNING (EU) 2024/1991 av den 24 juni 2024 om restaurering av natur och om ändring av förordning (EU) 2022/869.</w:t>
+      </w:r>
+    </w:p>
+    <w:p>
+      <w:r>
+        <w:t>Rådets direktiv 92/43/EEG av den 21 mj 1992 om bevarande av livsmiljöer samt vilda djur och växter.</w:t>
+      </w:r>
+    </w:p>
+    <w:p>
+      <w:r>
+        <w:t xml:space="preserve">Skogsstyrelsen, 2026. </w:t>
+      </w:r>
+      <w:r>
+        <w:rPr>
+          <w:i/>
+        </w:rPr>
+        <w:t>Biologisk mångfald i skogen.</w:t>
+      </w:r>
+      <w:r>
+        <w:t xml:space="preserve"> Rapport 2026/07.</w:t>
+      </w:r>
+    </w:p>
+    <w:p>
+      <w:r>
+        <w:t xml:space="preserve">SLU Artdatabanken, 2019. </w:t>
+      </w:r>
+      <w:r>
+        <w:rPr>
+          <w:i/>
+        </w:rPr>
+        <w:t>Sveriges arter och naturtyper i EU:s art- och habitatdirektiv.</w:t>
+      </w:r>
+      <w:r>
+        <w:t xml:space="preserve"> Resultat från rapportering 2019 till EU av bevarandestatus 2013-2018.</w:t>
       </w:r>
     </w:p>
     <w:sectPr>
@@ -256,7 +823,7 @@
     <w:r>
       <w:tab/>
       <w:tab/>
-      <w:t>2026-10-18</w:t>
+      <w:t>2026-10-19</w:t>
       <w:br/>
       <w:br/>
     </w:r>

--- a/tillsyn/A 42798-2026 tillsynsbegäran.docx
+++ b/tillsyn/A 42798-2026 tillsynsbegäran.docx
@@ -823,7 +823,7 @@
     <w:r>
       <w:tab/>
       <w:tab/>
-      <w:t>2026-10-19</w:t>
+      <w:t>2026-10-20</w:t>
       <w:br/>
       <w:br/>
     </w:r>

--- a/tillsyn/A 42798-2026 tillsynsbegäran.docx
+++ b/tillsyn/A 42798-2026 tillsynsbegäran.docx
@@ -823,7 +823,7 @@
     <w:r>
       <w:tab/>
       <w:tab/>
-      <w:t>2026-10-20</w:t>
+      <w:t>2026-10-21</w:t>
       <w:br/>
       <w:br/>
     </w:r>

--- a/tillsyn/A 42798-2026 tillsynsbegäran.docx
+++ b/tillsyn/A 42798-2026 tillsynsbegäran.docx
@@ -823,7 +823,7 @@
     <w:r>
       <w:tab/>
       <w:tab/>
-      <w:t>2026-10-21</w:t>
+      <w:t>2026-10-22</w:t>
       <w:br/>
       <w:br/>
     </w:r>

--- a/tillsyn/A 42798-2026 tillsynsbegäran.docx
+++ b/tillsyn/A 42798-2026 tillsynsbegäran.docx
@@ -823,7 +823,7 @@
     <w:r>
       <w:tab/>
       <w:tab/>
-      <w:t>2026-10-22</w:t>
+      <w:t>2026-10-23</w:t>
       <w:br/>
       <w:br/>
     </w:r>

--- a/tillsyn/A 42798-2026 tillsynsbegäran.docx
+++ b/tillsyn/A 42798-2026 tillsynsbegäran.docx
@@ -823,7 +823,7 @@
     <w:r>
       <w:tab/>
       <w:tab/>
-      <w:t>2026-10-23</w:t>
+      <w:t>2026-10-24</w:t>
       <w:br/>
       <w:br/>
     </w:r>

--- a/tillsyn/A 42798-2026 tillsynsbegäran.docx
+++ b/tillsyn/A 42798-2026 tillsynsbegäran.docx
@@ -823,7 +823,7 @@
     <w:r>
       <w:tab/>
       <w:tab/>
-      <w:t>2026-10-24</w:t>
+      <w:t>2026-10-25</w:t>
       <w:br/>
       <w:br/>
     </w:r>

--- a/tillsyn/A 42798-2026 tillsynsbegäran.docx
+++ b/tillsyn/A 42798-2026 tillsynsbegäran.docx
@@ -823,7 +823,7 @@
     <w:r>
       <w:tab/>
       <w:tab/>
-      <w:t>2026-10-25</w:t>
+      <w:t>2026-10-26</w:t>
       <w:br/>
       <w:br/>
     </w:r>

--- a/tillsyn/A 42798-2026 tillsynsbegäran.docx
+++ b/tillsyn/A 42798-2026 tillsynsbegäran.docx
@@ -823,7 +823,7 @@
     <w:r>
       <w:tab/>
       <w:tab/>
-      <w:t>2026-10-26</w:t>
+      <w:t>2026-10-27</w:t>
       <w:br/>
       <w:br/>
     </w:r>

--- a/tillsyn/A 42798-2026 tillsynsbegäran.docx
+++ b/tillsyn/A 42798-2026 tillsynsbegäran.docx
@@ -823,7 +823,7 @@
     <w:r>
       <w:tab/>
       <w:tab/>
-      <w:t>2026-10-27</w:t>
+      <w:t>2026-10-28</w:t>
       <w:br/>
       <w:br/>
     </w:r>

--- a/tillsyn/A 42798-2026 tillsynsbegäran.docx
+++ b/tillsyn/A 42798-2026 tillsynsbegäran.docx
@@ -823,7 +823,7 @@
     <w:r>
       <w:tab/>
       <w:tab/>
-      <w:t>2026-10-28</w:t>
+      <w:t>2026-10-29</w:t>
       <w:br/>
       <w:br/>
     </w:r>

--- a/tillsyn/A 42798-2026 tillsynsbegäran.docx
+++ b/tillsyn/A 42798-2026 tillsynsbegäran.docx
@@ -823,7 +823,7 @@
     <w:r>
       <w:tab/>
       <w:tab/>
-      <w:t>2026-10-29</w:t>
+      <w:t>2026-10-31</w:t>
       <w:br/>
       <w:br/>
     </w:r>
